--- a/Helping City-passo 1.docx
+++ b/Helping City-passo 1.docx
@@ -311,15 +311,7 @@
           <w:sz w:val="28"/>
           <w:szCs w:val="28"/>
         </w:rPr>
-        <w:t xml:space="preserve">PACUJA </w:t>
-      </w:r>
-      <w:r>
-        <w:rPr>
-          <w:rFonts w:ascii="Arial" w:hAnsi="Arial" w:cs="Arial"/>
-          <w:sz w:val="28"/>
-          <w:szCs w:val="28"/>
-        </w:rPr>
-        <w:t>– 2026</w:t>
+        <w:t>PACUJA – 2026</w:t>
       </w:r>
     </w:p>
     <w:p>
@@ -456,6 +448,7 @@
           <w:rFonts w:ascii="Arial" w:hAnsi="Arial" w:cs="Arial"/>
           <w:sz w:val="28"/>
           <w:szCs w:val="28"/>
+          <w:u w:val="single"/>
         </w:rPr>
       </w:pPr>
       <w:r>
@@ -488,33 +481,15 @@
           <w:sz w:val="28"/>
           <w:szCs w:val="28"/>
         </w:rPr>
-        <w:t xml:space="preserve"> e que elas venham viver em um ambiente harmônico e </w:t>
-      </w:r>
-      <w:proofErr w:type="gramStart"/>
-      <w:r>
-        <w:rPr>
-          <w:rFonts w:ascii="Arial" w:hAnsi="Arial" w:cs="Arial"/>
-          <w:sz w:val="28"/>
-          <w:szCs w:val="28"/>
-        </w:rPr>
-        <w:t xml:space="preserve">estável </w:t>
-      </w:r>
-      <w:r>
-        <w:rPr>
-          <w:rFonts w:ascii="Arial" w:hAnsi="Arial" w:cs="Arial"/>
-          <w:sz w:val="28"/>
-          <w:szCs w:val="28"/>
-        </w:rPr>
-        <w:t>.</w:t>
-      </w:r>
-      <w:proofErr w:type="gramEnd"/>
-      <w:r>
-        <w:rPr>
-          <w:rFonts w:ascii="Arial" w:hAnsi="Arial" w:cs="Arial"/>
-          <w:sz w:val="28"/>
-          <w:szCs w:val="28"/>
-        </w:rPr>
-        <w:t xml:space="preserve"> </w:t>
+        <w:t xml:space="preserve"> e que elas venham viver em um ambiente harmônico e estável</w:t>
+      </w:r>
+      <w:r>
+        <w:rPr>
+          <w:rFonts w:ascii="Arial" w:hAnsi="Arial" w:cs="Arial"/>
+          <w:sz w:val="28"/>
+          <w:szCs w:val="28"/>
+        </w:rPr>
+        <w:t xml:space="preserve">. </w:t>
       </w:r>
     </w:p>
     <w:p>
@@ -800,15 +775,7 @@
           <w:sz w:val="28"/>
           <w:szCs w:val="28"/>
         </w:rPr>
-        <w:t xml:space="preserve">ESTILO VISUAL: </w:t>
-      </w:r>
-      <w:r>
-        <w:rPr>
-          <w:rFonts w:ascii="Arial" w:hAnsi="Arial" w:cs="Arial"/>
-          <w:sz w:val="28"/>
-          <w:szCs w:val="28"/>
-        </w:rPr>
-        <w:t xml:space="preserve">gráficos em 2D, cartoon e minimalistas </w:t>
+        <w:t xml:space="preserve">ESTILO VISUAL: gráficos em 2D, cartoon e minimalistas </w:t>
       </w:r>
     </w:p>
     <w:p>
@@ -844,8 +811,65 @@
           <w:sz w:val="28"/>
           <w:szCs w:val="28"/>
         </w:rPr>
-        <w:t xml:space="preserve"> público geral </w:t>
-      </w:r>
+        <w:t xml:space="preserve"> público ger</w:t>
+      </w:r>
+      <w:r>
+        <w:rPr>
+          <w:rFonts w:ascii="Arial" w:hAnsi="Arial" w:cs="Arial"/>
+          <w:sz w:val="28"/>
+          <w:szCs w:val="28"/>
+          <w:u w:val="single"/>
+        </w:rPr>
+        <w:t xml:space="preserve">al </w:t>
+      </w:r>
+    </w:p>
+    <w:p>
+      <w:pPr>
+        <w:jc w:val="both"/>
+        <w:rPr>
+          <w:rFonts w:ascii="Arial" w:hAnsi="Arial" w:cs="Arial"/>
+          <w:sz w:val="28"/>
+          <w:szCs w:val="28"/>
+        </w:rPr>
+      </w:pPr>
+    </w:p>
+    <w:p>
+      <w:pPr>
+        <w:jc w:val="both"/>
+        <w:rPr>
+          <w:rFonts w:ascii="Arial" w:hAnsi="Arial" w:cs="Arial"/>
+          <w:sz w:val="28"/>
+          <w:szCs w:val="28"/>
+        </w:rPr>
+      </w:pPr>
+      <w:proofErr w:type="gramStart"/>
+      <w:r>
+        <w:rPr>
+          <w:rFonts w:ascii="Arial" w:hAnsi="Arial" w:cs="Arial"/>
+          <w:sz w:val="28"/>
+          <w:szCs w:val="28"/>
+        </w:rPr>
+        <w:t>DIFERENCIAL :</w:t>
+      </w:r>
+      <w:proofErr w:type="gramEnd"/>
+      <w:r>
+        <w:rPr>
+          <w:rFonts w:ascii="Arial" w:hAnsi="Arial" w:cs="Arial"/>
+          <w:sz w:val="28"/>
+          <w:szCs w:val="28"/>
+        </w:rPr>
+        <w:t xml:space="preserve"> O jogo se diferencia por focar em problemas sociais, exigindo do jogador uma escolha responsável que impacta o desenvolvimento e o bem estar do cidadão.</w:t>
+      </w:r>
+    </w:p>
+    <w:p>
+      <w:pPr>
+        <w:jc w:val="both"/>
+        <w:rPr>
+          <w:rFonts w:ascii="Arial" w:hAnsi="Arial" w:cs="Arial"/>
+          <w:sz w:val="28"/>
+          <w:szCs w:val="28"/>
+        </w:rPr>
+      </w:pPr>
     </w:p>
     <w:p>
       <w:pPr>
